--- a/PhieuDoAn_ThiGiacMayTinh.docx
+++ b/PhieuDoAn_ThiGiacMayTinh.docx
@@ -6305,7 +6305,7 @@
     <w:rPrDefault>
       <w:rPr>
         <w:rFonts w:ascii="Arial" w:eastAsia="Arial" w:hAnsi="Arial" w:cs="Arial"/>
-        <w:lang w:eastAsia="en-US" w:bidi="ar-SA"/>
+        <w:lang w:val="en-US" w:eastAsia="en-US" w:bidi="ar-SA"/>
       </w:rPr>
     </w:rPrDefault>
     <w:pPrDefault/>
